--- a/test_data/smlouva_gdpr_test_62_anon.docx
+++ b/test_data/smlouva_gdpr_test_62_anon.docx
@@ -57,7 +57,7 @@
     </w:p>
     <w:p>
       <w:r>
-        <w:t>Sídlo: Václavské nám. 12, 110 00 [[ADDRESS_1]]</w:t>
+        <w:t>[[ADDRESS_1]]</w:t>
       </w:r>
     </w:p>
     <w:p>
@@ -93,7 +93,7 @@
     </w:p>
     <w:p>
       <w:r>
-        <w:t>Bydliště zástupce: [[ADDRESS_2]]</w:t>
+        <w:t>Bydliště zástupce: [[ADDRESS_7]]</w:t>
       </w:r>
     </w:p>
     <w:p>
@@ -152,12 +152,12 @@
     </w:p>
     <w:p>
       <w:r>
-        <w:t>[[ADDRESS_3]]</w:t>
+        <w:t>Trvalý pobyt: U [[ADDRESS_4]]</w:t>
       </w:r>
     </w:p>
     <w:p>
       <w:r>
-        <w:t>Doručovací [[ADDRESS_3]]</w:t>
+        <w:t>Doručovací [[ADDRESS_4]]</w:t>
       </w:r>
     </w:p>
     <w:p>
@@ -300,7 +300,7 @@
     </w:p>
     <w:p>
       <w:r>
-        <w:t>[[ADDRESS_4]]</w:t>
+        <w:t>[[ADDRESS_5]]</w:t>
       </w:r>
     </w:p>
     <w:p>
@@ -341,7 +341,7 @@
     </w:p>
     <w:p>
       <w:r>
-        <w:t>[[ADDRESS_5]]</w:t>
+        <w:t>[[ADDRESS_6]]</w:t>
       </w:r>
     </w:p>
     <w:p>
@@ -382,7 +382,7 @@
     </w:p>
     <w:p>
       <w:r>
-        <w:t>[[ADDRESS_6]]</w:t>
+        <w:t>[[ADDRESS_7]]</w:t>
       </w:r>
     </w:p>
     <w:p>
@@ -428,7 +428,7 @@
     </w:p>
     <w:p>
       <w:r>
-        <w:t>[[ADDRESS_7]]</w:t>
+        <w:t>[[ADDRESS_8]]</w:t>
       </w:r>
     </w:p>
     <w:p>
@@ -472,7 +472,7 @@
     </w:p>
     <w:p>
       <w:r>
-        <w:t>c) Písemně na adresy: [[ADDRESS_8]] 130, 779 00 [[ADDRESS_9]]</w:t>
+        <w:t>c) Písemně na adresy: [[ADDRESS_7]] a U [[ADDRESS_4]]</w:t>
       </w:r>
     </w:p>
     <w:p/>
@@ -516,7 +516,7 @@
     </w:p>
     <w:p>
       <w:r>
-        <w:t>- Akuzativ: [[PERSON_1]], [[PERSON_10]], [[PERSON_9]]</w:t>
+        <w:t>- Akuzativ: [[PERSON_1]], [[PERSON_2]], [[PERSON_4]]</w:t>
       </w:r>
     </w:p>
     <w:p>
@@ -596,12 +596,12 @@
     </w:p>
     <w:p>
       <w:r>
-        <w:t>7. Platební karta pro expresní úhrady (nepovinné): 5421 2009 5527 3535, [[ADDRESS_10]]: 258.</w:t>
+        <w:t>7. Platební karta pro expresní úhrady (nepovinné): 5421 2009 5527 3535, platnost 12/28, CVC: ***.</w:t>
       </w:r>
     </w:p>
     <w:p>
       <w:r>
-        <w:t>8. Fakturační údaje: Notářská kancelář Mgr. Horák, [[ICO_1]], DIČ: [[DIC_1]], sídlo Václavské nám. 12, 110 00 [[ADDRESS_1]].</w:t>
+        <w:t>8. Fakturační údaje: Notářská kancelář Mgr. Horák, [[ICO_1]], DIČ: [[DIC_1]], [[ADDRESS_1]].</w:t>
       </w:r>
     </w:p>
     <w:p/>
@@ -701,7 +701,7 @@
     </w:p>
     <w:p>
       <w:r>
-        <w:t>5. Vozidlo je registrováno na: [[PERSON_10]], [[ADDRESS_3]].</w:t>
+        <w:t>5. Vozidlo je registrováno na: [[PERSON_2]], [[ADDRESS_4]].</w:t>
       </w:r>
     </w:p>
     <w:p>
@@ -725,7 +725,7 @@
     <w:p/>
     <w:p>
       <w:r>
-        <w:t>1. Správcem osobních údajů je Notářská kancelář Mgr. Horák, [[ICO_1]], se sídlem Václavské nám. 12, 110 00 [[ADDRESS_1]] (dále jen „Správce").</w:t>
+        <w:t>1. Správcem osobních údajů je Notářská kancelář Mgr. Horák, [[ICO_1]], se sídlem [[ADDRESS_1]] (dále jen „Správce").</w:t>
       </w:r>
     </w:p>
     <w:p>
@@ -913,7 +913,7 @@
     </w:p>
     <w:p>
       <w:r>
-        <w:t>c) souhlasí s tím, aby [[PERSON_1]] kontaktoval/a [[PERSON_11]] a [[PERSON_7]] za účelem plnění smlouvy.</w:t>
+        <w:t>c) souhlasí s tím, aby [[PERSON_1]] kontaktoval/a [[PERSON_6]] a [[PERSON_7]] za účelem plnění smlouvy.</w:t>
       </w:r>
     </w:p>
     <w:p/>
@@ -979,7 +979,7 @@
     <w:p/>
     <w:p>
       <w:r>
-        <w:t>[[ADDRESS_11]] dne [[DATE_8]]</w:t>
+        <w:t>V Liberci dne [[DATE_8]]</w:t>
       </w:r>
     </w:p>
     <w:p/>
@@ -1027,7 +1027,7 @@
     <w:p/>
     <w:p>
       <w:r>
-        <w:t>Já, [[PERSON_2]], [[DATE_2]], [[BIRTH_ID_2]], [[ADDRESS_3]],</w:t>
+        <w:t>Já, [[PERSON_2]], [[DATE_2]], [[BIRTH_ID_2]], [[ADDRESS_4]],</w:t>
       </w:r>
     </w:p>
     <w:p>
@@ -1054,7 +1054,7 @@
     <w:p/>
     <w:p>
       <w:r>
-        <w:t>[[ADDRESS_11]] dne [[DATE_8]]</w:t>
+        <w:t>V Liberci dne [[DATE_8]]</w:t>
       </w:r>
     </w:p>
     <w:p/>
@@ -1069,6 +1069,12 @@
       </w:r>
     </w:p>
     <w:sectPr>
+      <w:headerReference w:type="default" r:id="rId9"/>
+      <w:footerReference w:type="default" r:id="rId10"/>
+      <w:headerReference w:type="first" r:id="rId11"/>
+      <w:footerReference w:type="first" r:id="rId12"/>
+      <w:headerReference w:type="even" r:id="rId13"/>
+      <w:footerReference w:type="even" r:id="rId14"/>
       <w:pgSz w:w="12240" w:h="15840"/>
       <w:pgMar w:top="1134" w:right="1417" w:bottom="1134" w:left="1417" w:header="720" w:footer="720" w:gutter="0"/>
       <w:cols w:space="720"/>
@@ -1076,6 +1082,66 @@
     </w:sectPr>
   </w:body>
 </w:document>
+</file>
+
+<file path=word/footer1.xml><?xml version="1.0" encoding="utf-8"?>
+<w:ftr xmlns:m="http://schemas.openxmlformats.org/officeDocument/2006/math" xmlns:mc="http://schemas.openxmlformats.org/markup-compatibility/2006" xmlns:mo="http://schemas.microsoft.com/office/mac/office/2008/main" xmlns:mv="urn:schemas-microsoft-com:mac:vml" xmlns:o="urn:schemas-microsoft-com:office:office" xmlns:r="http://schemas.openxmlformats.org/officeDocument/2006/relationships" xmlns:v="urn:schemas-microsoft-com:vml" xmlns:w10="urn:schemas-microsoft-com:office:word" xmlns:w14="http://schemas.microsoft.com/office/word/2010/wordml" xmlns:w="http://schemas.openxmlformats.org/wordprocessingml/2006/main" xmlns:wne="http://schemas.microsoft.com/office/word/2006/wordml" xmlns:wp14="http://schemas.microsoft.com/office/word/2010/wordprocessingDrawing" xmlns:wp="http://schemas.openxmlformats.org/drawingml/2006/wordprocessingDrawing" xmlns:wpc="http://schemas.microsoft.com/office/word/2010/wordprocessingCanvas" xmlns:wpg="http://schemas.microsoft.com/office/word/2010/wordprocessingGroup" xmlns:wpi="http://schemas.microsoft.com/office/word/2010/wordprocessingInk" xmlns:wps="http://schemas.microsoft.com/office/word/2010/wordprocessingShape" mc:Ignorable="w14 wp14">
+  <w:p>
+    <w:pPr>
+      <w:pStyle w:val="Footer"/>
+    </w:pPr>
+  </w:p>
+</w:ftr>
+</file>
+
+<file path=word/footer2.xml><?xml version="1.0" encoding="utf-8"?>
+<w:ftr xmlns:m="http://schemas.openxmlformats.org/officeDocument/2006/math" xmlns:mc="http://schemas.openxmlformats.org/markup-compatibility/2006" xmlns:mo="http://schemas.microsoft.com/office/mac/office/2008/main" xmlns:mv="urn:schemas-microsoft-com:mac:vml" xmlns:o="urn:schemas-microsoft-com:office:office" xmlns:r="http://schemas.openxmlformats.org/officeDocument/2006/relationships" xmlns:v="urn:schemas-microsoft-com:vml" xmlns:w10="urn:schemas-microsoft-com:office:word" xmlns:w14="http://schemas.microsoft.com/office/word/2010/wordml" xmlns:w="http://schemas.openxmlformats.org/wordprocessingml/2006/main" xmlns:wne="http://schemas.microsoft.com/office/word/2006/wordml" xmlns:wp14="http://schemas.microsoft.com/office/word/2010/wordprocessingDrawing" xmlns:wp="http://schemas.openxmlformats.org/drawingml/2006/wordprocessingDrawing" xmlns:wpc="http://schemas.microsoft.com/office/word/2010/wordprocessingCanvas" xmlns:wpg="http://schemas.microsoft.com/office/word/2010/wordprocessingGroup" xmlns:wpi="http://schemas.microsoft.com/office/word/2010/wordprocessingInk" xmlns:wps="http://schemas.microsoft.com/office/word/2010/wordprocessingShape" mc:Ignorable="w14 wp14">
+  <w:p>
+    <w:pPr>
+      <w:pStyle w:val="Footer"/>
+    </w:pPr>
+  </w:p>
+</w:ftr>
+</file>
+
+<file path=word/footer3.xml><?xml version="1.0" encoding="utf-8"?>
+<w:ftr xmlns:m="http://schemas.openxmlformats.org/officeDocument/2006/math" xmlns:mc="http://schemas.openxmlformats.org/markup-compatibility/2006" xmlns:mo="http://schemas.microsoft.com/office/mac/office/2008/main" xmlns:mv="urn:schemas-microsoft-com:mac:vml" xmlns:o="urn:schemas-microsoft-com:office:office" xmlns:r="http://schemas.openxmlformats.org/officeDocument/2006/relationships" xmlns:v="urn:schemas-microsoft-com:vml" xmlns:w10="urn:schemas-microsoft-com:office:word" xmlns:w14="http://schemas.microsoft.com/office/word/2010/wordml" xmlns:w="http://schemas.openxmlformats.org/wordprocessingml/2006/main" xmlns:wne="http://schemas.microsoft.com/office/word/2006/wordml" xmlns:wp14="http://schemas.microsoft.com/office/word/2010/wordprocessingDrawing" xmlns:wp="http://schemas.openxmlformats.org/drawingml/2006/wordprocessingDrawing" xmlns:wpc="http://schemas.microsoft.com/office/word/2010/wordprocessingCanvas" xmlns:wpg="http://schemas.microsoft.com/office/word/2010/wordprocessingGroup" xmlns:wpi="http://schemas.microsoft.com/office/word/2010/wordprocessingInk" xmlns:wps="http://schemas.microsoft.com/office/word/2010/wordprocessingShape" mc:Ignorable="w14 wp14">
+  <w:p>
+    <w:pPr>
+      <w:pStyle w:val="Footer"/>
+    </w:pPr>
+  </w:p>
+</w:ftr>
+</file>
+
+<file path=word/header1.xml><?xml version="1.0" encoding="utf-8"?>
+<w:hdr xmlns:m="http://schemas.openxmlformats.org/officeDocument/2006/math" xmlns:mc="http://schemas.openxmlformats.org/markup-compatibility/2006" xmlns:mo="http://schemas.microsoft.com/office/mac/office/2008/main" xmlns:mv="urn:schemas-microsoft-com:mac:vml" xmlns:o="urn:schemas-microsoft-com:office:office" xmlns:r="http://schemas.openxmlformats.org/officeDocument/2006/relationships" xmlns:v="urn:schemas-microsoft-com:vml" xmlns:w10="urn:schemas-microsoft-com:office:word" xmlns:w14="http://schemas.microsoft.com/office/word/2010/wordml" xmlns:w="http://schemas.openxmlformats.org/wordprocessingml/2006/main" xmlns:wne="http://schemas.microsoft.com/office/word/2006/wordml" xmlns:wp14="http://schemas.microsoft.com/office/word/2010/wordprocessingDrawing" xmlns:wp="http://schemas.openxmlformats.org/drawingml/2006/wordprocessingDrawing" xmlns:wpc="http://schemas.microsoft.com/office/word/2010/wordprocessingCanvas" xmlns:wpg="http://schemas.microsoft.com/office/word/2010/wordprocessingGroup" xmlns:wpi="http://schemas.microsoft.com/office/word/2010/wordprocessingInk" xmlns:wps="http://schemas.microsoft.com/office/word/2010/wordprocessingShape" mc:Ignorable="w14 wp14">
+  <w:p>
+    <w:pPr>
+      <w:pStyle w:val="Header"/>
+    </w:pPr>
+  </w:p>
+</w:hdr>
+</file>
+
+<file path=word/header2.xml><?xml version="1.0" encoding="utf-8"?>
+<w:hdr xmlns:m="http://schemas.openxmlformats.org/officeDocument/2006/math" xmlns:mc="http://schemas.openxmlformats.org/markup-compatibility/2006" xmlns:mo="http://schemas.microsoft.com/office/mac/office/2008/main" xmlns:mv="urn:schemas-microsoft-com:mac:vml" xmlns:o="urn:schemas-microsoft-com:office:office" xmlns:r="http://schemas.openxmlformats.org/officeDocument/2006/relationships" xmlns:v="urn:schemas-microsoft-com:vml" xmlns:w10="urn:schemas-microsoft-com:office:word" xmlns:w14="http://schemas.microsoft.com/office/word/2010/wordml" xmlns:w="http://schemas.openxmlformats.org/wordprocessingml/2006/main" xmlns:wne="http://schemas.microsoft.com/office/word/2006/wordml" xmlns:wp14="http://schemas.microsoft.com/office/word/2010/wordprocessingDrawing" xmlns:wp="http://schemas.openxmlformats.org/drawingml/2006/wordprocessingDrawing" xmlns:wpc="http://schemas.microsoft.com/office/word/2010/wordprocessingCanvas" xmlns:wpg="http://schemas.microsoft.com/office/word/2010/wordprocessingGroup" xmlns:wpi="http://schemas.microsoft.com/office/word/2010/wordprocessingInk" xmlns:wps="http://schemas.microsoft.com/office/word/2010/wordprocessingShape" mc:Ignorable="w14 wp14">
+  <w:p>
+    <w:pPr>
+      <w:pStyle w:val="Header"/>
+    </w:pPr>
+  </w:p>
+</w:hdr>
+</file>
+
+<file path=word/header3.xml><?xml version="1.0" encoding="utf-8"?>
+<w:hdr xmlns:m="http://schemas.openxmlformats.org/officeDocument/2006/math" xmlns:mc="http://schemas.openxmlformats.org/markup-compatibility/2006" xmlns:mo="http://schemas.microsoft.com/office/mac/office/2008/main" xmlns:mv="urn:schemas-microsoft-com:mac:vml" xmlns:o="urn:schemas-microsoft-com:office:office" xmlns:r="http://schemas.openxmlformats.org/officeDocument/2006/relationships" xmlns:v="urn:schemas-microsoft-com:vml" xmlns:w10="urn:schemas-microsoft-com:office:word" xmlns:w14="http://schemas.microsoft.com/office/word/2010/wordml" xmlns:w="http://schemas.openxmlformats.org/wordprocessingml/2006/main" xmlns:wne="http://schemas.microsoft.com/office/word/2006/wordml" xmlns:wp14="http://schemas.microsoft.com/office/word/2010/wordprocessingDrawing" xmlns:wp="http://schemas.openxmlformats.org/drawingml/2006/wordprocessingDrawing" xmlns:wpc="http://schemas.microsoft.com/office/word/2010/wordprocessingCanvas" xmlns:wpg="http://schemas.microsoft.com/office/word/2010/wordprocessingGroup" xmlns:wpi="http://schemas.microsoft.com/office/word/2010/wordprocessingInk" xmlns:wps="http://schemas.microsoft.com/office/word/2010/wordprocessingShape" mc:Ignorable="w14 wp14">
+  <w:p>
+    <w:pPr>
+      <w:pStyle w:val="Header"/>
+    </w:pPr>
+  </w:p>
+</w:hdr>
 </file>
 
 <file path=word/numbering.xml><?xml version="1.0" encoding="utf-8"?>

--- a/test_data/smlouva_gdpr_test_62_anon.docx
+++ b/test_data/smlouva_gdpr_test_62_anon.docx
@@ -225,7 +225,7 @@
     </w:p>
     <w:p>
       <w:r>
-        <w:t>- Značka a typ: [[PERSON_3]] 1.6 T-GDi</w:t>
+        <w:t>- Značka a typ: Hyundai Tucson 1.6 T-GDi</w:t>
       </w:r>
     </w:p>
     <w:p>
@@ -285,7 +285,7 @@
     </w:p>
     <w:p>
       <w:r>
-        <w:t>Jméno a příjmení: MUDr. [[PERSON_4]]</w:t>
+        <w:t>Jméno a příjmení: MUDr. [[PERSON_3]]</w:t>
       </w:r>
     </w:p>
     <w:p>
@@ -326,7 +326,7 @@
     </w:p>
     <w:p>
       <w:r>
-        <w:t>Jméno a příjmení: [[PERSON_5]]</w:t>
+        <w:t>Jméno a příjmení: [[PERSON_4]]</w:t>
       </w:r>
     </w:p>
     <w:p>
@@ -367,7 +367,7 @@
     </w:p>
     <w:p>
       <w:r>
-        <w:t>Jméno a příjmení: RNDr. [[PERSON_6]]</w:t>
+        <w:t>Jméno a příjmení: RNDr. [[PERSON_5]]</w:t>
       </w:r>
     </w:p>
     <w:p>
@@ -413,7 +413,7 @@
     </w:p>
     <w:p>
       <w:r>
-        <w:t>Jméno a příjmení: PhDr. [[PERSON_7]]</w:t>
+        <w:t>Jméno a příjmení: PhDr. [[PERSON_6]]</w:t>
       </w:r>
     </w:p>
     <w:p>
@@ -478,13 +478,13 @@
     <w:p/>
     <w:p>
       <w:r>
-        <w:t>2. V průběhu plnění smlouvy budou osobní údaje [[PERSON_2]] a [[PERSON_4]] zpracovávány v rozsahu nezbytném pro splnění smluvních povinností.</w:t>
+        <w:t>2. V průběhu plnění smlouvy budou osobní údaje [[PERSON_2]] a [[PERSON_3]] zpracovávány v rozsahu nezbytném pro splnění smluvních povinností.</w:t>
       </w:r>
     </w:p>
     <w:p/>
     <w:p>
       <w:r>
-        <w:t>3. Dokumenty budou zasílány [[PERSON_2]] na výše uvedenou e-mailovou adresu [[EMAIL_2]]. V případě nedoručení bude kontaktován/a paní [[PERSON_4]] na telefonním čísle[[PHONE_4]].</w:t>
+        <w:t>3. Dokumenty budou zasílány [[PERSON_2]] na výše uvedenou e-mailovou adresu [[EMAIL_2]]. V případě nedoručení bude kontaktován/a paní [[PERSON_3]] na telefonním čísle[[PHONE_4]].</w:t>
       </w:r>
     </w:p>
     <w:p/>
@@ -501,32 +501,32 @@
     </w:p>
     <w:p>
       <w:r>
-        <w:t>- Nominativ: [[PERSON_1]], [[PERSON_2]], [[PERSON_4]]</w:t>
+        <w:t>- Nominativ: [[PERSON_1]], [[PERSON_2]], [[PERSON_3]]</w:t>
       </w:r>
     </w:p>
     <w:p>
       <w:r>
-        <w:t>- Genitiv: [[PERSON_1]], [[PERSON_2]], [[PERSON_4]]</w:t>
+        <w:t>- Genitiv: [[PERSON_1]], [[PERSON_2]], [[PERSON_3]]</w:t>
       </w:r>
     </w:p>
     <w:p>
       <w:r>
-        <w:t>- Dativ: [[PERSON_1]], [[PERSON_2]], [[PERSON_4]]</w:t>
+        <w:t>- Dativ: [[PERSON_1]], [[PERSON_2]], [[PERSON_3]]</w:t>
       </w:r>
     </w:p>
     <w:p>
       <w:r>
-        <w:t>- Akuzativ: [[PERSON_1]], [[PERSON_2]], [[PERSON_4]]</w:t>
+        <w:t>- Akuzativ: [[PERSON_1]], [[PERSON_2]], [[PERSON_3]]</w:t>
       </w:r>
     </w:p>
     <w:p>
       <w:r>
-        <w:t>- Instrumentál: [[PERSON_1]], [[PERSON_2]], [[PERSON_4]]</w:t>
+        <w:t>- Instrumentál: [[PERSON_1]], [[PERSON_2]], [[PERSON_3]]</w:t>
       </w:r>
     </w:p>
     <w:p>
       <w:r>
-        <w:t>- Lokál: o [[PERSON_1]], o [[PERSON_2]], o [[PERSON_4]]</w:t>
+        <w:t>- Lokál: o [[PERSON_1]], o [[PERSON_2]], o [[PERSON_3]]</w:t>
       </w:r>
     </w:p>
     <w:p>
@@ -537,7 +537,7 @@
     <w:p/>
     <w:p>
       <w:r>
-        <w:t>6. Údaje o osobě [[PERSON_5]] a o osobě [[PERSON_6]] mohou být sděleny třetím stranám pouze se souhlasem dotčených osob.</w:t>
+        <w:t>6. Údaje o osobě [[PERSON_4]] a o osobě [[PERSON_5]] mohou být sděleny třetím stranám pouze se souhlasem dotčených osob.</w:t>
       </w:r>
     </w:p>
     <w:p/>
@@ -730,7 +730,7 @@
     </w:p>
     <w:p>
       <w:r>
-        <w:t>2. Správce zpracovává osobní údaje [[PERSON_2]], [[PERSON_4]], [[PERSON_5]], [[PERSON_6]] a [[PERSON_7]] v rozsahu:</w:t>
+        <w:t>2. Správce zpracovává osobní údaje [[PERSON_2]], [[PERSON_3]], [[PERSON_4]], [[PERSON_5]] a [[PERSON_6]] v rozsahu:</w:t>
       </w:r>
     </w:p>
     <w:p>
@@ -824,7 +824,7 @@
     <w:p/>
     <w:p>
       <w:r>
-        <w:t>6. Pověřenec pro ochranu osobních údajů: [[PERSON_7]], e-mail: [[EMAIL_6]], [[PHONE_7]].</w:t>
+        <w:t>6. Pověřenec pro ochranu osobních údajů: [[PERSON_6]], e-mail: [[EMAIL_6]], [[PHONE_7]].</w:t>
       </w:r>
     </w:p>
     <w:p/>
@@ -848,7 +848,7 @@
     </w:p>
     <w:p>
       <w:r>
-        <w:t>2. O záležitostech [[PERSON_2]] může být informován/a také [[PERSON_6]], [[PHONE_6]], e-mail [[EMAIL_5]].</w:t>
+        <w:t>2. O záležitostech [[PERSON_2]] může být informován/a také [[PERSON_5]], [[PHONE_6]], e-mail [[EMAIL_5]].</w:t>
       </w:r>
     </w:p>
     <w:p>
@@ -858,7 +858,7 @@
     </w:p>
     <w:p>
       <w:r>
-        <w:t>4. V naléhavých případech lze kontaktovat [[PERSON_5]] na telefonním čísle[[PHONE_5]] nebo e-mailem [[EMAIL_4]].</w:t>
+        <w:t>4. V naléhavých případech lze kontaktovat [[PERSON_4]] na telefonním čísle[[PHONE_5]] nebo e-mailem [[EMAIL_4]].</w:t>
       </w:r>
     </w:p>
     <w:p/>
@@ -892,7 +892,7 @@
     </w:p>
     <w:p>
       <w:r>
-        <w:t>c) bude nakládat s osobními údaji [[PERSON_2]], [[PERSON_4]], [[PERSON_5]], [[PERSON_6]] a [[PERSON_7]] v souladu s GDPR.</w:t>
+        <w:t>c) bude nakládat s osobními údaji [[PERSON_2]], [[PERSON_3]], [[PERSON_4]], [[PERSON_5]] a [[PERSON_6]] v souladu s GDPR.</w:t>
       </w:r>
     </w:p>
     <w:p/>
@@ -913,13 +913,13 @@
     </w:p>
     <w:p>
       <w:r>
-        <w:t>c) souhlasí s tím, aby [[PERSON_1]] kontaktoval/a [[PERSON_6]] a [[PERSON_7]] za účelem plnění smlouvy.</w:t>
+        <w:t>c) souhlasí s tím, aby [[PERSON_1]] kontaktoval/a [[PERSON_5]] a [[PERSON_6]] za účelem plnění smlouvy.</w:t>
       </w:r>
     </w:p>
     <w:p/>
     <w:p>
       <w:r>
-        <w:t>3. Svědci [[PERSON_4]] a [[PERSON_5]] potvrzují, že byli přítomni podpisu smlouvy a ověřili totožnost smluvních stran.</w:t>
+        <w:t>3. Svědci [[PERSON_3]] a [[PERSON_4]] potvrzují, že byli přítomni podpisu smlouvy a ověřili totožnost smluvních stran.</w:t>
       </w:r>
     </w:p>
     <w:p/>
@@ -973,7 +973,7 @@
     </w:p>
     <w:p>
       <w:r>
-        <w:t>d) Plná moc pro [[PERSON_7]]</w:t>
+        <w:t>d) Plná moc pro [[PERSON_6]]</w:t>
       </w:r>
     </w:p>
     <w:p/>
@@ -1014,7 +1014,7 @@
     </w:p>
     <w:p>
       <w:r>
-        <w:t>MUDr. [[PERSON_4]]                                        [[PERSON_5]]</w:t>
+        <w:t>MUDr. [[PERSON_3]]                                        [[PERSON_4]]</w:t>
       </w:r>
     </w:p>
     <w:p/>
